--- a/Pregrado/Investigacion en ciencia y tecnologia/2026/53339/Correo de bienvenida.docx
+++ b/Pregrado/Investigacion en ciencia y tecnologia/2026/53339/Correo de bienvenida.docx
@@ -172,7 +172,7 @@
           <w:color w:val="2B2B2B"/>
           <w:sz w:val="22"/>
         </w:rPr>
-        <w:t xml:space="preserve"> Bienvenida · Investigación Ciencia y Tecnología — Escuela de Ingenierías</w:t>
+        <w:t xml:space="preserve"> Bienvenida · Investigación Ciencia y Tecnología — Escuela de Ingenierías — primera clase 13/08/2026</w:t>
       </w:r>
     </w:p>
     <w:p>
@@ -329,7 +329,7 @@
                 <w:color w:val="2B2B2B"/>
                 <w:sz w:val="20"/>
               </w:rPr>
-              <w:t>Grupo(s)</w:t>
+              <w:t>Grupo</w:t>
             </w:r>
           </w:p>
         </w:tc>
@@ -386,6 +386,403 @@
               </w:rPr>
               <w:t>Jueves, 5:00 pm – 6:00 pm</w:t>
             </w:r>
+            <w:r>
+              <w:rPr>
+                <w:rFonts w:ascii="Calibri" w:hAnsi="Calibri"/>
+                <w:b w:val="0"/>
+                <w:color w:val="2B2B2B"/>
+                <w:sz w:val="20"/>
+              </w:rPr>
+              <w:t xml:space="preserve"> · empezamos puntuales a las </w:t>
+            </w:r>
+            <w:r>
+              <w:rPr>
+                <w:rFonts w:ascii="Calibri" w:hAnsi="Calibri"/>
+                <w:b/>
+                <w:color w:val="2B2B2B"/>
+                <w:sz w:val="20"/>
+              </w:rPr>
+              <w:t>5:10 pm</w:t>
+            </w:r>
+          </w:p>
+        </w:tc>
+      </w:tr>
+      <w:tr>
+        <w:tc>
+          <w:tcPr>
+            <w:tcW w:type="dxa" w:w="4896"/>
+            <w:shd w:val="clear" w:fill="F5F7F5"/>
+            <w:shd w:val="clear" w:fill="F5F7F5"/>
+          </w:tcPr>
+          <w:p>
+            <w:r/>
+            <w:r>
+              <w:rPr>
+                <w:rFonts w:ascii="Calibri" w:hAnsi="Calibri"/>
+                <w:b/>
+                <w:color w:val="2B2B2B"/>
+                <w:sz w:val="20"/>
+              </w:rPr>
+              <w:t>Primera clase</w:t>
+            </w:r>
+          </w:p>
+        </w:tc>
+        <w:tc>
+          <w:tcPr>
+            <w:tcW w:type="dxa" w:w="4896"/>
+            <w:shd w:val="clear" w:fill="F5F7F5"/>
+            <w:shd w:val="clear" w:fill="F5F7F5"/>
+          </w:tcPr>
+          <w:p>
+            <w:r/>
+            <w:r>
+              <w:rPr>
+                <w:rFonts w:ascii="Calibri" w:hAnsi="Calibri"/>
+                <w:b/>
+                <w:color w:val="2B2B2B"/>
+                <w:sz w:val="20"/>
+              </w:rPr>
+              <w:t>13/08/2026</w:t>
+            </w:r>
+            <w:r>
+              <w:rPr>
+                <w:rFonts w:ascii="Calibri" w:hAnsi="Calibri"/>
+                <w:b w:val="0"/>
+                <w:color w:val="2B2B2B"/>
+                <w:sz w:val="20"/>
+              </w:rPr>
+              <w:t xml:space="preserve"> — sesión de </w:t>
+            </w:r>
+            <w:r>
+              <w:rPr>
+                <w:rFonts w:ascii="Calibri" w:hAnsi="Calibri"/>
+                <w:b/>
+                <w:color w:val="2B2B2B"/>
+                <w:sz w:val="20"/>
+              </w:rPr>
+              <w:t>encuadre</w:t>
+            </w:r>
+            <w:r>
+              <w:rPr>
+                <w:rFonts w:ascii="Calibri" w:hAnsi="Calibri"/>
+                <w:b w:val="0"/>
+                <w:color w:val="2B2B2B"/>
+                <w:sz w:val="20"/>
+              </w:rPr>
+              <w:t xml:space="preserve">: presento el curso, las ACAs y nos conocemos. </w:t>
+            </w:r>
+            <w:r>
+              <w:rPr>
+                <w:rFonts w:ascii="Calibri" w:hAnsi="Calibri"/>
+                <w:b/>
+                <w:color w:val="2B2B2B"/>
+                <w:sz w:val="20"/>
+              </w:rPr>
+              <w:t>No se dicta tema</w:t>
+            </w:r>
+            <w:r>
+              <w:rPr>
+                <w:rFonts w:ascii="Calibri" w:hAnsi="Calibri"/>
+                <w:b w:val="0"/>
+                <w:color w:val="2B2B2B"/>
+                <w:sz w:val="20"/>
+              </w:rPr>
+              <w:t>; el contenido arranca en la Sesión 02.</w:t>
+            </w:r>
+          </w:p>
+        </w:tc>
+      </w:tr>
+      <w:tr>
+        <w:tc>
+          <w:tcPr>
+            <w:tcW w:type="dxa" w:w="4896"/>
+          </w:tcPr>
+          <w:p>
+            <w:r/>
+            <w:r>
+              <w:rPr>
+                <w:rFonts w:ascii="Calibri" w:hAnsi="Calibri"/>
+                <w:b/>
+                <w:color w:val="2B2B2B"/>
+                <w:sz w:val="20"/>
+              </w:rPr>
+              <w:t>Google Meet</w:t>
+            </w:r>
+            <w:r>
+              <w:rPr>
+                <w:rFonts w:ascii="Calibri" w:hAnsi="Calibri"/>
+                <w:b w:val="0"/>
+                <w:color w:val="2B2B2B"/>
+                <w:sz w:val="20"/>
+              </w:rPr>
+              <w:t xml:space="preserve"> (mismo enlace toda la serie)</w:t>
+            </w:r>
+          </w:p>
+        </w:tc>
+        <w:tc>
+          <w:tcPr>
+            <w:tcW w:type="dxa" w:w="4896"/>
+          </w:tcPr>
+          <w:p>
+            <w:r/>
+            <w:r>
+              <w:rPr>
+                <w:rFonts w:ascii="Calibri" w:hAnsi="Calibri"/>
+                <w:b w:val="0"/>
+                <w:color w:val="2B2B2B"/>
+                <w:sz w:val="20"/>
+              </w:rPr>
+              <w:t>[URL Meet — mismo enlace toda la serie · INVESTIGACIÓN, CIENCIA Y TECNOLOGÍA]</w:t>
+            </w:r>
+          </w:p>
+        </w:tc>
+      </w:tr>
+      <w:tr>
+        <w:tc>
+          <w:tcPr>
+            <w:tcW w:type="dxa" w:w="4896"/>
+            <w:shd w:val="clear" w:fill="F5F7F5"/>
+            <w:shd w:val="clear" w:fill="F5F7F5"/>
+          </w:tcPr>
+          <w:p>
+            <w:r/>
+            <w:r>
+              <w:rPr>
+                <w:rFonts w:ascii="Calibri" w:hAnsi="Calibri"/>
+                <w:b/>
+                <w:color w:val="2B2B2B"/>
+                <w:sz w:val="20"/>
+              </w:rPr>
+              <w:t>Aula CDigital</w:t>
+            </w:r>
+            <w:r>
+              <w:rPr>
+                <w:rFonts w:ascii="Calibri" w:hAnsi="Calibri"/>
+                <w:b w:val="0"/>
+                <w:color w:val="2B2B2B"/>
+                <w:sz w:val="20"/>
+              </w:rPr>
+              <w:t xml:space="preserve"> (entregas y notas)</w:t>
+            </w:r>
+          </w:p>
+        </w:tc>
+        <w:tc>
+          <w:tcPr>
+            <w:tcW w:type="dxa" w:w="4896"/>
+            <w:shd w:val="clear" w:fill="F5F7F5"/>
+            <w:shd w:val="clear" w:fill="F5F7F5"/>
+          </w:tcPr>
+          <w:p>
+            <w:r/>
+            <w:r>
+              <w:rPr>
+                <w:rFonts w:ascii="Calibri" w:hAnsi="Calibri"/>
+                <w:b w:val="0"/>
+                <w:color w:val="2B2B2B"/>
+                <w:sz w:val="20"/>
+              </w:rPr>
+              <w:t>[URL CDigital — campus del curso pendiente]</w:t>
+            </w:r>
+          </w:p>
+        </w:tc>
+      </w:tr>
+      <w:tr>
+        <w:tc>
+          <w:tcPr>
+            <w:tcW w:type="dxa" w:w="4896"/>
+          </w:tcPr>
+          <w:p>
+            <w:r/>
+            <w:r>
+              <w:rPr>
+                <w:rFonts w:ascii="Calibri" w:hAnsi="Calibri"/>
+                <w:b/>
+                <w:color w:val="2B2B2B"/>
+                <w:sz w:val="20"/>
+              </w:rPr>
+              <w:t>Cierre de tu grupo</w:t>
+            </w:r>
+          </w:p>
+        </w:tc>
+        <w:tc>
+          <w:tcPr>
+            <w:tcW w:type="dxa" w:w="4896"/>
+          </w:tcPr>
+          <w:p>
+            <w:r/>
+            <w:r>
+              <w:rPr>
+                <w:rFonts w:ascii="Calibri" w:hAnsi="Calibri"/>
+                <w:b/>
+                <w:color w:val="2B2B2B"/>
+                <w:sz w:val="20"/>
+              </w:rPr>
+              <w:t>20/09/2026</w:t>
+            </w:r>
+          </w:p>
+        </w:tc>
+      </w:tr>
+      <w:tr>
+        <w:tc>
+          <w:tcPr>
+            <w:tcW w:type="dxa" w:w="4896"/>
+            <w:shd w:val="clear" w:fill="F5F7F5"/>
+            <w:shd w:val="clear" w:fill="F5F7F5"/>
+          </w:tcPr>
+          <w:p>
+            <w:r/>
+            <w:r>
+              <w:rPr>
+                <w:rFonts w:ascii="Calibri" w:hAnsi="Calibri"/>
+                <w:b/>
+                <w:color w:val="2B2B2B"/>
+                <w:sz w:val="20"/>
+              </w:rPr>
+              <w:t>Antes de la Sesión 02</w:t>
+            </w:r>
+          </w:p>
+        </w:tc>
+        <w:tc>
+          <w:tcPr>
+            <w:tcW w:type="dxa" w:w="4896"/>
+            <w:shd w:val="clear" w:fill="F5F7F5"/>
+            <w:shd w:val="clear" w:fill="F5F7F5"/>
+          </w:tcPr>
+          <w:p>
+            <w:r/>
+            <w:r>
+              <w:rPr>
+                <w:rFonts w:ascii="Calibri" w:hAnsi="Calibri"/>
+                <w:b w:val="0"/>
+                <w:color w:val="2B2B2B"/>
+                <w:sz w:val="20"/>
+              </w:rPr>
+              <w:t xml:space="preserve">la </w:t>
+            </w:r>
+            <w:r>
+              <w:rPr>
+                <w:rFonts w:ascii="Calibri" w:hAnsi="Calibri"/>
+                <w:b/>
+                <w:color w:val="2B2B2B"/>
+                <w:sz w:val="20"/>
+              </w:rPr>
+              <w:t>lectura autónoma</w:t>
+            </w:r>
+            <w:r>
+              <w:rPr>
+                <w:rFonts w:ascii="Calibri" w:hAnsi="Calibri"/>
+                <w:b w:val="0"/>
+                <w:color w:val="2B2B2B"/>
+                <w:sz w:val="20"/>
+              </w:rPr>
+              <w:t xml:space="preserve"> de la semana viene en la carpeta del curso, en </w:t>
+            </w:r>
+            <w:r>
+              <w:rPr>
+                <w:rFonts w:ascii="Consolas" w:hAnsi="Consolas"/>
+                <w:color w:val="111111"/>
+                <w:sz w:val="19"/>
+              </w:rPr>
+              <w:t>Clases/Sesion 01 - …/</w:t>
+            </w:r>
+            <w:r>
+              <w:rPr>
+                <w:rFonts w:ascii="Calibri" w:hAnsi="Calibri"/>
+                <w:b w:val="0"/>
+                <w:color w:val="2B2B2B"/>
+                <w:sz w:val="20"/>
+              </w:rPr>
+              <w:t xml:space="preserve">: el PDF y el archivo </w:t>
+            </w:r>
+            <w:r>
+              <w:rPr>
+                <w:rFonts w:ascii="Consolas" w:hAnsi="Consolas"/>
+                <w:color w:val="111111"/>
+                <w:sz w:val="19"/>
+              </w:rPr>
+              <w:t>Lectura autonoma - Sesion 01.txt</w:t>
+            </w:r>
+            <w:r>
+              <w:rPr>
+                <w:rFonts w:ascii="Calibri" w:hAnsi="Calibri"/>
+                <w:b w:val="0"/>
+                <w:color w:val="2B2B2B"/>
+                <w:sz w:val="20"/>
+              </w:rPr>
+              <w:t>, que dice qué leer, cuánto tarda y qué traer.</w:t>
+            </w:r>
+          </w:p>
+        </w:tc>
+      </w:tr>
+      <w:tr>
+        <w:tc>
+          <w:tcPr>
+            <w:tcW w:type="dxa" w:w="4896"/>
+          </w:tcPr>
+          <w:p>
+            <w:r/>
+            <w:r>
+              <w:rPr>
+                <w:rFonts w:ascii="Calibri" w:hAnsi="Calibri"/>
+                <w:b/>
+                <w:color w:val="2B2B2B"/>
+                <w:sz w:val="20"/>
+              </w:rPr>
+              <w:t>Si el día de clase es festivo</w:t>
+            </w:r>
+          </w:p>
+        </w:tc>
+        <w:tc>
+          <w:tcPr>
+            <w:tcW w:type="dxa" w:w="4896"/>
+          </w:tcPr>
+          <w:p>
+            <w:r/>
+            <w:r>
+              <w:rPr>
+                <w:rFonts w:ascii="Calibri" w:hAnsi="Calibri"/>
+                <w:b w:val="0"/>
+                <w:color w:val="2B2B2B"/>
+                <w:sz w:val="20"/>
+              </w:rPr>
+              <w:t xml:space="preserve">la clase </w:t>
+            </w:r>
+            <w:r>
+              <w:rPr>
+                <w:rFonts w:ascii="Calibri" w:hAnsi="Calibri"/>
+                <w:b/>
+                <w:color w:val="2B2B2B"/>
+                <w:sz w:val="20"/>
+              </w:rPr>
+              <w:t>no se cancela</w:t>
+            </w:r>
+            <w:r>
+              <w:rPr>
+                <w:rFonts w:ascii="Calibri" w:hAnsi="Calibri"/>
+                <w:b w:val="0"/>
+                <w:color w:val="2B2B2B"/>
+                <w:sz w:val="20"/>
+              </w:rPr>
+              <w:t xml:space="preserve">: queda como </w:t>
+            </w:r>
+            <w:r>
+              <w:rPr>
+                <w:rFonts w:ascii="Calibri" w:hAnsi="Calibri"/>
+                <w:b/>
+                <w:color w:val="2B2B2B"/>
+                <w:sz w:val="20"/>
+              </w:rPr>
+              <w:t>clase autónoma</w:t>
+            </w:r>
+            <w:r>
+              <w:rPr>
+                <w:rFonts w:ascii="Calibri" w:hAnsi="Calibri"/>
+                <w:b w:val="0"/>
+                <w:color w:val="2B2B2B"/>
+                <w:sz w:val="20"/>
+              </w:rPr>
+              <w:t>, con la actividad publicada en CDigital.</w:t>
+            </w:r>
           </w:p>
         </w:tc>
       </w:tr>
@@ -431,6 +828,64 @@
       </w:tr>
     </w:tbl>
     <w:p/>
+    <w:p>
+      <w:r>
+        <w:rPr>
+          <w:rFonts w:ascii="Calibri" w:hAnsi="Calibri"/>
+          <w:b/>
+          <w:color w:val="2B2B2B"/>
+          <w:sz w:val="22"/>
+        </w:rPr>
+        <w:t>Lo mínimo para el primer día:</w:t>
+      </w:r>
+      <w:r>
+        <w:rPr>
+          <w:rFonts w:ascii="Calibri" w:hAnsi="Calibri"/>
+          <w:b w:val="0"/>
+          <w:color w:val="2B2B2B"/>
+          <w:sz w:val="22"/>
+        </w:rPr>
+        <w:t xml:space="preserve"> conéctate por el Meet a la hora indicada y ten a mano la</w:t>
+      </w:r>
+    </w:p>
+    <w:p>
+      <w:r>
+        <w:rPr>
+          <w:rFonts w:ascii="Calibri" w:hAnsi="Calibri"/>
+          <w:b w:val="0"/>
+          <w:color w:val="2B2B2B"/>
+          <w:sz w:val="22"/>
+        </w:rPr>
+        <w:t>carpeta del curso. En esa primera sesión revisamos juntos las ACAs (qué se entrega, cuándo</w:t>
+      </w:r>
+    </w:p>
+    <w:p>
+      <w:r>
+        <w:rPr>
+          <w:rFonts w:ascii="Calibri" w:hAnsi="Calibri"/>
+          <w:b w:val="0"/>
+          <w:color w:val="2B2B2B"/>
+          <w:sz w:val="22"/>
+        </w:rPr>
+        <w:t>y con qué formato) y dejamos acordadas las reglas de trabajo.</w:t>
+      </w:r>
+    </w:p>
+    <w:p>
+      <w:pPr>
+        <w:ind w:left="432"/>
+        <w:shd w:val="clear" w:fill="E8F5EC"/>
+      </w:pPr>
+      <w:r>
+        <w:rPr>
+          <w:rFonts w:ascii="Calibri" w:hAnsi="Calibri"/>
+          <w:b w:val="0"/>
+          <w:i/>
+          <w:color w:val="2B2B2B"/>
+          <w:sz w:val="21"/>
+        </w:rPr>
+        <w:t>U1–U2 (Syllabus y producto final · fundamentos del método científico) → lectura autónoma; se retoma al abrir la Sesión 02.</w:t>
+      </w:r>
+    </w:p>
     <w:p>
       <w:r>
         <w:rPr>

--- a/Pregrado/Investigacion en ciencia y tecnologia/2026/53339/Correo de bienvenida.docx
+++ b/Pregrado/Investigacion en ciencia y tecnologia/2026/53339/Correo de bienvenida.docx
@@ -581,7 +581,7 @@
                 <w:color w:val="2B2B2B"/>
                 <w:sz w:val="20"/>
               </w:rPr>
-              <w:t>[URL CDigital — campus del curso pendiente]</w:t>
+              <w:t>https://cdigital.cun.edu.co/course/view.php?id=111070</w:t>
             </w:r>
           </w:p>
         </w:tc>

--- a/Pregrado/Investigacion en ciencia y tecnologia/2026/53339/Correo de bienvenida.docx
+++ b/Pregrado/Investigacion en ciencia y tecnologia/2026/53339/Correo de bienvenida.docx
@@ -553,6 +553,214 @@
                 <w:color w:val="2B2B2B"/>
                 <w:sz w:val="20"/>
               </w:rPr>
+              <w:t>Material de clases</w:t>
+            </w:r>
+            <w:r>
+              <w:rPr>
+                <w:rFonts w:ascii="Calibri" w:hAnsi="Calibri"/>
+                <w:b w:val="0"/>
+                <w:color w:val="2B2B2B"/>
+                <w:sz w:val="20"/>
+              </w:rPr>
+              <w:t xml:space="preserve"> (carpeta </w:t>
+            </w:r>
+            <w:r>
+              <w:rPr>
+                <w:rFonts w:ascii="Consolas" w:hAnsi="Consolas"/>
+                <w:color w:val="111111"/>
+                <w:sz w:val="19"/>
+              </w:rPr>
+              <w:t>Clases/</w:t>
+            </w:r>
+            <w:r>
+              <w:rPr>
+                <w:rFonts w:ascii="Calibri" w:hAnsi="Calibri"/>
+                <w:b w:val="0"/>
+                <w:color w:val="2B2B2B"/>
+                <w:sz w:val="20"/>
+              </w:rPr>
+              <w:t xml:space="preserve"> en Drive)</w:t>
+            </w:r>
+          </w:p>
+        </w:tc>
+        <w:tc>
+          <w:tcPr>
+            <w:tcW w:type="dxa" w:w="4896"/>
+            <w:shd w:val="clear" w:fill="F5F7F5"/>
+            <w:shd w:val="clear" w:fill="F5F7F5"/>
+          </w:tcPr>
+          <w:p>
+            <w:r/>
+            <w:r>
+              <w:rPr>
+                <w:rFonts w:ascii="Calibri" w:hAnsi="Calibri"/>
+                <w:b w:val="0"/>
+                <w:color w:val="2B2B2B"/>
+                <w:sz w:val="20"/>
+              </w:rPr>
+              <w:t>[URL Material de clases — carpeta Clases/ en Drive · INVESTIGACIÓN, CIENCIA Y TECNOLOGÍA] — es la carpeta que comparte el Docente: Presentación del Curso, una carpeta por sesión (</w:t>
+            </w:r>
+            <w:r>
+              <w:rPr>
+                <w:rFonts w:ascii="Consolas" w:hAnsi="Consolas"/>
+                <w:color w:val="111111"/>
+                <w:sz w:val="19"/>
+              </w:rPr>
+              <w:t>Sesion NN - …/</w:t>
+            </w:r>
+            <w:r>
+              <w:rPr>
+                <w:rFonts w:ascii="Calibri" w:hAnsi="Calibri"/>
+                <w:b w:val="0"/>
+                <w:color w:val="2B2B2B"/>
+                <w:sz w:val="20"/>
+              </w:rPr>
+              <w:t xml:space="preserve">) y </w:t>
+            </w:r>
+            <w:r>
+              <w:rPr>
+                <w:rFonts w:ascii="Consolas" w:hAnsi="Consolas"/>
+                <w:color w:val="111111"/>
+                <w:sz w:val="19"/>
+              </w:rPr>
+              <w:t>Recursos/ACAs/</w:t>
+            </w:r>
+            <w:r>
+              <w:rPr>
+                <w:rFonts w:ascii="Calibri" w:hAnsi="Calibri"/>
+                <w:b w:val="0"/>
+                <w:color w:val="2B2B2B"/>
+                <w:sz w:val="20"/>
+              </w:rPr>
+              <w:t xml:space="preserve">. El </w:t>
+            </w:r>
+            <w:r>
+              <w:rPr>
+                <w:rFonts w:ascii="Calibri" w:hAnsi="Calibri"/>
+                <w:b/>
+                <w:color w:val="2B2B2B"/>
+                <w:sz w:val="20"/>
+              </w:rPr>
+              <w:t>LEEME</w:t>
+            </w:r>
+            <w:r>
+              <w:rPr>
+                <w:rFonts w:ascii="Calibri" w:hAnsi="Calibri"/>
+                <w:b w:val="0"/>
+                <w:color w:val="2B2B2B"/>
+                <w:sz w:val="20"/>
+              </w:rPr>
+              <w:t xml:space="preserve"> de adentro explica qué es cada cosa.</w:t>
+            </w:r>
+          </w:p>
+        </w:tc>
+      </w:tr>
+      <w:tr>
+        <w:tc>
+          <w:tcPr>
+            <w:tcW w:type="dxa" w:w="4896"/>
+          </w:tcPr>
+          <w:p>
+            <w:r/>
+            <w:r>
+              <w:rPr>
+                <w:rFonts w:ascii="Calibri" w:hAnsi="Calibri"/>
+                <w:b/>
+                <w:color w:val="2B2B2B"/>
+                <w:sz w:val="20"/>
+              </w:rPr>
+              <w:t>Grabaciones de las clases</w:t>
+            </w:r>
+          </w:p>
+        </w:tc>
+        <w:tc>
+          <w:tcPr>
+            <w:tcW w:type="dxa" w:w="4896"/>
+          </w:tcPr>
+          <w:p>
+            <w:r/>
+            <w:r>
+              <w:rPr>
+                <w:rFonts w:ascii="Calibri" w:hAnsi="Calibri"/>
+                <w:b w:val="0"/>
+                <w:color w:val="2B2B2B"/>
+                <w:sz w:val="20"/>
+              </w:rPr>
+              <w:t xml:space="preserve">https://drive.google.com/drive/folders/1EHck-ZdbwwLJtDk2NsS4UDL1UMf1sLqZ?usp=sharing — busca por el </w:t>
+            </w:r>
+            <w:r>
+              <w:rPr>
+                <w:rFonts w:ascii="Calibri" w:hAnsi="Calibri"/>
+                <w:b/>
+                <w:color w:val="2B2B2B"/>
+                <w:sz w:val="20"/>
+              </w:rPr>
+              <w:t>nombre del evento</w:t>
+            </w:r>
+            <w:r>
+              <w:rPr>
+                <w:rFonts w:ascii="Calibri" w:hAnsi="Calibri"/>
+                <w:b w:val="0"/>
+                <w:color w:val="2B2B2B"/>
+                <w:sz w:val="20"/>
+              </w:rPr>
+              <w:t xml:space="preserve">, con la sintaxis «periodo - grupo - asignatura - sesión». En este curso, la Sesión 01 es </w:t>
+            </w:r>
+            <w:r>
+              <w:rPr>
+                <w:rFonts w:ascii="Calibri" w:hAnsi="Calibri"/>
+                <w:b/>
+                <w:color w:val="2B2B2B"/>
+                <w:sz w:val="20"/>
+              </w:rPr>
+              <w:t>26P03 - 53339 - Investigación Ciencia y Tecnología - Sesion 01</w:t>
+            </w:r>
+            <w:r>
+              <w:rPr>
+                <w:rFonts w:ascii="Calibri" w:hAnsi="Calibri"/>
+                <w:b w:val="0"/>
+                <w:color w:val="2B2B2B"/>
+                <w:sz w:val="20"/>
+              </w:rPr>
+              <w:t xml:space="preserve">. Cada grabación se publica </w:t>
+            </w:r>
+            <w:r>
+              <w:rPr>
+                <w:rFonts w:ascii="Calibri" w:hAnsi="Calibri"/>
+                <w:b/>
+                <w:color w:val="2B2B2B"/>
+                <w:sz w:val="20"/>
+              </w:rPr>
+              <w:t>después</w:t>
+            </w:r>
+            <w:r>
+              <w:rPr>
+                <w:rFonts w:ascii="Calibri" w:hAnsi="Calibri"/>
+                <w:b w:val="0"/>
+                <w:color w:val="2B2B2B"/>
+                <w:sz w:val="20"/>
+              </w:rPr>
+              <w:t xml:space="preserve"> del encuentro (no está disponible durante la clase).</w:t>
+            </w:r>
+          </w:p>
+        </w:tc>
+      </w:tr>
+      <w:tr>
+        <w:tc>
+          <w:tcPr>
+            <w:tcW w:type="dxa" w:w="4896"/>
+            <w:shd w:val="clear" w:fill="F5F7F5"/>
+            <w:shd w:val="clear" w:fill="F5F7F5"/>
+          </w:tcPr>
+          <w:p>
+            <w:r/>
+            <w:r>
+              <w:rPr>
+                <w:rFonts w:ascii="Calibri" w:hAnsi="Calibri"/>
+                <w:b/>
+                <w:color w:val="2B2B2B"/>
+                <w:sz w:val="20"/>
+              </w:rPr>
               <w:t>Aula CDigital</w:t>
             </w:r>
             <w:r>
@@ -675,7 +883,7 @@
                 <w:color w:val="2B2B2B"/>
                 <w:sz w:val="20"/>
               </w:rPr>
-              <w:t xml:space="preserve"> de la semana viene en la carpeta del curso, en </w:t>
+              <w:t xml:space="preserve"> de la semana viene en la carpeta de *Material de clases*, en </w:t>
             </w:r>
             <w:r>
               <w:rPr>
@@ -781,7 +989,42 @@
                 <w:color w:val="2B2B2B"/>
                 <w:sz w:val="20"/>
               </w:rPr>
-              <w:t>, con la actividad publicada en CDigital.</w:t>
+              <w:t xml:space="preserve"> y la actividad queda en el </w:t>
+            </w:r>
+            <w:r>
+              <w:rPr>
+                <w:rFonts w:ascii="Calibri" w:hAnsi="Calibri"/>
+                <w:b/>
+                <w:color w:val="2B2B2B"/>
+                <w:sz w:val="20"/>
+              </w:rPr>
+              <w:t>Drive de clases</w:t>
+            </w:r>
+            <w:r>
+              <w:rPr>
+                <w:rFonts w:ascii="Calibri" w:hAnsi="Calibri"/>
+                <w:b w:val="0"/>
+                <w:color w:val="2B2B2B"/>
+                <w:sz w:val="20"/>
+              </w:rPr>
+              <w:t>, en la carpeta de esa sesión (</w:t>
+            </w:r>
+            <w:r>
+              <w:rPr>
+                <w:rFonts w:ascii="Consolas" w:hAnsi="Consolas"/>
+                <w:color w:val="111111"/>
+                <w:sz w:val="19"/>
+              </w:rPr>
+              <w:t>Clases/Sesion NN - …/</w:t>
+            </w:r>
+            <w:r>
+              <w:rPr>
+                <w:rFonts w:ascii="Calibri" w:hAnsi="Calibri"/>
+                <w:b w:val="0"/>
+                <w:color w:val="2B2B2B"/>
+                <w:sz w:val="20"/>
+              </w:rPr>
+              <w:t>). Si la actividad tiene entrega, se sube por CDigital, como siempre.</w:t>
             </w:r>
           </w:p>
         </w:tc>

--- a/Pregrado/Investigacion en ciencia y tecnologia/2026/53339/Correo de bienvenida.docx
+++ b/Pregrado/Investigacion en ciencia y tecnologia/2026/53339/Correo de bienvenida.docx
@@ -883,7 +883,25 @@
                 <w:color w:val="2B2B2B"/>
                 <w:sz w:val="20"/>
               </w:rPr>
-              <w:t xml:space="preserve"> de la semana viene en la carpeta de *Material de clases*, en </w:t>
+              <w:t xml:space="preserve"> de la semana viene en la carpeta de </w:t>
+            </w:r>
+            <w:r>
+              <w:rPr>
+                <w:rFonts w:ascii="Calibri" w:hAnsi="Calibri"/>
+                <w:i/>
+                <w:color w:val="2B2B2B"/>
+                <w:sz w:val="20"/>
+              </w:rPr>
+              <w:t>Material de clases</w:t>
+            </w:r>
+            <w:r>
+              <w:rPr>
+                <w:rFonts w:ascii="Calibri" w:hAnsi="Calibri"/>
+                <w:b w:val="0"/>
+                <w:color w:val="2B2B2B"/>
+                <w:sz w:val="20"/>
+              </w:rPr>
+              <w:t xml:space="preserve">, en </w:t>
             </w:r>
             <w:r>
               <w:rPr>

--- a/Pregrado/Investigacion en ciencia y tecnologia/2026/53339/Correo de bienvenida.docx
+++ b/Pregrado/Investigacion en ciencia y tecnologia/2026/53339/Correo de bienvenida.docx
@@ -722,7 +722,25 @@
                 <w:color w:val="2B2B2B"/>
                 <w:sz w:val="20"/>
               </w:rPr>
-              <w:t xml:space="preserve">. Cada grabación se publica </w:t>
+              <w:t xml:space="preserve">. Las grabaciones están agrupadas en </w:t>
+            </w:r>
+            <w:r>
+              <w:rPr>
+                <w:rFonts w:ascii="Calibri" w:hAnsi="Calibri"/>
+                <w:b/>
+                <w:color w:val="2B2B2B"/>
+                <w:sz w:val="20"/>
+              </w:rPr>
+              <w:t>una carpeta por asignatura</w:t>
+            </w:r>
+            <w:r>
+              <w:rPr>
+                <w:rFonts w:ascii="Calibri" w:hAnsi="Calibri"/>
+                <w:b w:val="0"/>
+                <w:color w:val="2B2B2B"/>
+                <w:sz w:val="20"/>
+              </w:rPr>
+              <w:t xml:space="preserve">, y dentro de ella encontrarás todas las sesiones del curso: de cada encuentro, el vídeo junto con su transcripción y el chat. Cada grabación se publica </w:t>
             </w:r>
             <w:r>
               <w:rPr>

--- a/Pregrado/Investigacion en ciencia y tecnologia/2026/53339/Correo de bienvenida.docx
+++ b/Pregrado/Investigacion en ciencia y tecnologia/2026/53339/Correo de bienvenida.docx
@@ -686,7 +686,7 @@
                 <w:color w:val="2B2B2B"/>
                 <w:sz w:val="20"/>
               </w:rPr>
-              <w:t xml:space="preserve">https://drive.google.com/drive/folders/1EHck-ZdbwwLJtDk2NsS4UDL1UMf1sLqZ?usp=sharing — busca por el </w:t>
+              <w:t xml:space="preserve">https://drive.google.com/drive/folders/1TPGCeqIsaCQsh4-n5sniy68EnE7HYOal?usp=sharing — busca por el </w:t>
             </w:r>
             <w:r>
               <w:rPr>
